--- a/Tutorial Schedule.docx
+++ b/Tutorial Schedule.docx
@@ -4,16 +4,24 @@
   <w:body>
     <w:p>
       <w:pPr>
+        <w:pStyle w:val="Title"/>
+        <w:rPr>
+          <w:rStyle w:val="Strong"/>
+        </w:rPr>
+      </w:pPr>
+      <w:r>
+        <w:rPr>
+          <w:rStyle w:val="Strong"/>
+        </w:rPr>
+        <w:t>Tutorial Schedule</w:t>
+      </w:r>
+    </w:p>
+    <w:p>
+      <w:pPr>
         <w:pStyle w:val="Heading1"/>
-        <w:rPr>
-          <w:rStyle w:val="Strong"/>
-        </w:rPr>
-      </w:pPr>
-      <w:r>
-        <w:rPr>
-          <w:rStyle w:val="Strong"/>
-        </w:rPr>
-        <w:t>Tutorial Schedule</w:t>
+      </w:pPr>
+      <w:r>
+        <w:t>Scenario 1: Two 90-min blocks</w:t>
       </w:r>
     </w:p>
     <w:p>
@@ -27,15 +35,7 @@
         <w:t>Before Session 1 (sent ahead, ~10 min on their own):</w:t>
       </w:r>
       <w:r>
-        <w:t xml:space="preserve"> open the JupyterLite link, run the install + setup cells in Block 1, confirm a widget </w:t>
-      </w:r>
-      <w:proofErr w:type="gramStart"/>
-      <w:r>
-        <w:t>renders</w:t>
-      </w:r>
-      <w:proofErr w:type="gramEnd"/>
-      <w:r>
-        <w:t>. That reclaims the fixed setup tax so every live minute goes to content.</w:t>
+        <w:t xml:space="preserve"> open the JupyterLite link, run the install + setup cells in Block 1, confirm a widget renders. That reclaims the fixed setup tax so every live minute goes to content.</w:t>
       </w:r>
     </w:p>
     <w:p>
@@ -264,19 +264,11 @@
       <w:r>
         <w:t xml:space="preserve"> Close: recap the through-line (one pulse train, every limit a trade), point to the un-run widgets and </w:t>
       </w:r>
-      <w:proofErr w:type="gramStart"/>
       <w:r>
         <w:rPr>
           <w:rStyle w:val="Emphasis"/>
         </w:rPr>
-        <w:t>Going</w:t>
-      </w:r>
-      <w:proofErr w:type="gramEnd"/>
-      <w:r>
-        <w:rPr>
-          <w:rStyle w:val="Emphasis"/>
-        </w:rPr>
-        <w:t xml:space="preserve"> deeper</w:t>
+        <w:t>Going deeper</w:t>
       </w:r>
       <w:r>
         <w:t xml:space="preserve"> tiers as take-home, preview Session 2.</w:t>
@@ -400,19 +392,11 @@
       <w:r>
         <w:t xml:space="preserve"> real-data case (9) → discussion (9). Hydrometeor classification and </w:t>
       </w:r>
-      <w:proofErr w:type="gramStart"/>
       <w:r>
         <w:rPr>
           <w:rStyle w:val="Emphasis"/>
         </w:rPr>
-        <w:t>Going</w:t>
-      </w:r>
-      <w:proofErr w:type="gramEnd"/>
-      <w:r>
-        <w:rPr>
-          <w:rStyle w:val="Emphasis"/>
-        </w:rPr>
-        <w:t xml:space="preserve"> deeper</w:t>
+        <w:t>Going deeper</w:t>
       </w:r>
       <w:r>
         <w:t xml:space="preserve"> are take-home.</w:t>
@@ -479,25 +463,16 @@
           <w:sz w:val="24"/>
           <w:szCs w:val="24"/>
         </w:rPr>
-        <w:t xml:space="preserve"> tier), both of which are self-contained in the notebooks with the answer-key reference as backup. </w:t>
-      </w:r>
-      <w:proofErr w:type="gramStart"/>
-      <w:r>
-        <w:rPr>
-          <w:rFonts w:ascii="Times New Roman" w:eastAsia="Times New Roman" w:hAnsi="Times New Roman" w:cs="Times New Roman"/>
-          <w:sz w:val="24"/>
-          <w:szCs w:val="24"/>
-        </w:rPr>
-        <w:t>So</w:t>
-      </w:r>
-      <w:proofErr w:type="gramEnd"/>
-      <w:r>
-        <w:rPr>
-          <w:rFonts w:ascii="Times New Roman" w:eastAsia="Times New Roman" w:hAnsi="Times New Roman" w:cs="Times New Roman"/>
-          <w:sz w:val="24"/>
-          <w:szCs w:val="24"/>
-        </w:rPr>
-        <w:t xml:space="preserve"> nobody loses the content; they finish the exploration on their own time.</w:t>
+        <w:t xml:space="preserve"> tier), both of which are self-contained in the notebooks with the answer-</w:t>
+      </w:r>
+      <w:r>
+        <w:rPr>
+          <w:rFonts w:ascii="Times New Roman" w:eastAsia="Times New Roman" w:hAnsi="Times New Roman" w:cs="Times New Roman"/>
+          <w:sz w:val="24"/>
+          <w:szCs w:val="24"/>
+        </w:rPr>
+        <w:lastRenderedPageBreak/>
+        <w:t>key reference as backup. So nobody loses the content; they finish the exploration on their own time.</w:t>
       </w:r>
     </w:p>
     <w:p>
@@ -517,16 +492,650 @@
           <w:sz w:val="24"/>
           <w:szCs w:val="24"/>
         </w:rPr>
+        <w:t>If a session runs long,</w:t>
+      </w:r>
+      <w:r>
+        <w:rPr>
+          <w:rFonts w:ascii="Times New Roman" w:eastAsia="Times New Roman" w:hAnsi="Times New Roman" w:cs="Times New Roman"/>
+          <w:sz w:val="24"/>
+          <w:szCs w:val="24"/>
+        </w:rPr>
+        <w:t xml:space="preserve"> the discussion is the shock absorber — cut it to one question, never the real-data case, which is the highest-value live minute in each block. And if you find a room that's deeply engaged, the honest move is to let Block 5 breathe and push Block 4's detectability widget fully to take-home rather than speed through the dual-pol payoff.</w:t>
+      </w:r>
+    </w:p>
+    <w:p>
+      <w:pPr>
+        <w:spacing w:before="100" w:beforeAutospacing="1" w:after="100" w:afterAutospacing="1" w:line="240" w:lineRule="auto"/>
+        <w:rPr>
+          <w:rFonts w:ascii="Times New Roman" w:eastAsia="Times New Roman" w:hAnsi="Times New Roman" w:cs="Times New Roman"/>
+          <w:sz w:val="24"/>
+          <w:szCs w:val="24"/>
+        </w:rPr>
+      </w:pPr>
+      <w:r>
+        <w:rPr>
+          <w:rFonts w:ascii="Times New Roman" w:eastAsia="Times New Roman" w:hAnsi="Times New Roman" w:cs="Times New Roman"/>
+          <w:sz w:val="24"/>
+          <w:szCs w:val="24"/>
+        </w:rPr>
+        <w:t>One caveat worth saying plainly: this pace suits a motivated, mixed audience doing guided exploration, not a group that needs every concept consolidated before moving on. If the room skews novice, you'll get further doing Blocks 1–2 thoroughly in Session 1 and 3–4 in Session 2, leaving Block 5 entirely as a take-home with a short live demo — fewer ideas, but each one landed.</w:t>
+      </w:r>
+    </w:p>
+    <w:p>
+      <w:pPr>
+        <w:pStyle w:val="Heading1"/>
+      </w:pPr>
+      <w:r>
+        <w:t xml:space="preserve">Scenario </w:t>
+      </w:r>
+      <w:r>
+        <w:t>2</w:t>
+      </w:r>
+      <w:r>
+        <w:t xml:space="preserve">: </w:t>
+      </w:r>
+      <w:r>
+        <w:t>One</w:t>
+      </w:r>
+      <w:r>
+        <w:t xml:space="preserve"> 90-min block</w:t>
+      </w:r>
+    </w:p>
+    <w:p>
+      <w:pPr>
+        <w:spacing w:before="100" w:beforeAutospacing="1" w:after="100" w:afterAutospacing="1" w:line="240" w:lineRule="auto"/>
+        <w:rPr>
+          <w:rFonts w:ascii="Times New Roman" w:eastAsia="Times New Roman" w:hAnsi="Times New Roman" w:cs="Times New Roman"/>
+          <w:sz w:val="24"/>
+          <w:szCs w:val="24"/>
+        </w:rPr>
+      </w:pPr>
+      <w:r>
+        <w:rPr>
+          <w:rFonts w:ascii="Times New Roman" w:eastAsia="Times New Roman" w:hAnsi="Times New Roman" w:cs="Times New Roman"/>
+          <w:b/>
+          <w:bCs/>
+          <w:sz w:val="24"/>
+          <w:szCs w:val="24"/>
+        </w:rPr>
+        <w:t>Before the session (sent ahead, ~10 min on their own):</w:t>
+      </w:r>
+      <w:r>
+        <w:rPr>
+          <w:rFonts w:ascii="Times New Roman" w:eastAsia="Times New Roman" w:hAnsi="Times New Roman" w:cs="Times New Roman"/>
+          <w:sz w:val="24"/>
+          <w:szCs w:val="24"/>
+        </w:rPr>
+        <w:t xml:space="preserve"> open the JupyterLite link, run install + setup, confirm a widget renders. Non-negotiable — if setup happens live, you lose a whole block's worth of time.</w:t>
+      </w:r>
+    </w:p>
+    <w:p>
+      <w:pPr>
+        <w:spacing w:before="100" w:beforeAutospacing="1" w:after="100" w:afterAutospacing="1" w:line="240" w:lineRule="auto"/>
+        <w:rPr>
+          <w:rFonts w:ascii="Times New Roman" w:eastAsia="Times New Roman" w:hAnsi="Times New Roman" w:cs="Times New Roman"/>
+          <w:sz w:val="24"/>
+          <w:szCs w:val="24"/>
+        </w:rPr>
+      </w:pPr>
+      <w:r>
+        <w:rPr>
+          <w:rFonts w:ascii="Times New Roman" w:eastAsia="Times New Roman" w:hAnsi="Times New Roman" w:cs="Times New Roman"/>
+          <w:b/>
+          <w:bCs/>
+          <w:sz w:val="24"/>
+          <w:szCs w:val="24"/>
+        </w:rPr>
+        <w:t>Single 90-minute session — Blocks 1–4, Basic tier</w:t>
+      </w:r>
+    </w:p>
+    <w:p>
+      <w:pPr>
+        <w:numPr>
+          <w:ilvl w:val="0"/>
+          <w:numId w:val="3"/>
+        </w:numPr>
+        <w:spacing w:before="100" w:beforeAutospacing="1" w:after="100" w:afterAutospacing="1" w:line="240" w:lineRule="auto"/>
+        <w:rPr>
+          <w:rFonts w:ascii="Times New Roman" w:eastAsia="Times New Roman" w:hAnsi="Times New Roman" w:cs="Times New Roman"/>
+          <w:sz w:val="24"/>
+          <w:szCs w:val="24"/>
+        </w:rPr>
+      </w:pPr>
+      <w:r>
+        <w:rPr>
+          <w:rFonts w:ascii="Times New Roman" w:eastAsia="Times New Roman" w:hAnsi="Times New Roman" w:cs="Times New Roman"/>
+          <w:b/>
+          <w:bCs/>
+          <w:sz w:val="24"/>
+          <w:szCs w:val="24"/>
+        </w:rPr>
+        <w:t>0:00 – 0:06</w:t>
+      </w:r>
+      <w:r>
+        <w:rPr>
+          <w:rFonts w:ascii="Times New Roman" w:eastAsia="Times New Roman" w:hAnsi="Times New Roman" w:cs="Times New Roman"/>
+          <w:sz w:val="24"/>
+          <w:szCs w:val="24"/>
+        </w:rPr>
+        <w:t xml:space="preserve"> Welcome, roadmap (slide 2), the rhythm: I frame briefly, you work Basic-only in groups, we reconvene for one discussion question.</w:t>
+      </w:r>
+    </w:p>
+    <w:p>
+      <w:pPr>
+        <w:numPr>
+          <w:ilvl w:val="0"/>
+          <w:numId w:val="3"/>
+        </w:numPr>
+        <w:spacing w:before="100" w:beforeAutospacing="1" w:after="100" w:afterAutospacing="1" w:line="240" w:lineRule="auto"/>
+        <w:rPr>
+          <w:rFonts w:ascii="Times New Roman" w:eastAsia="Times New Roman" w:hAnsi="Times New Roman" w:cs="Times New Roman"/>
+          <w:sz w:val="24"/>
+          <w:szCs w:val="24"/>
+        </w:rPr>
+      </w:pPr>
+      <w:r>
+        <w:rPr>
+          <w:rFonts w:ascii="Times New Roman" w:eastAsia="Times New Roman" w:hAnsi="Times New Roman" w:cs="Times New Roman"/>
+          <w:b/>
+          <w:bCs/>
+          <w:sz w:val="24"/>
+          <w:szCs w:val="24"/>
+        </w:rPr>
+        <w:t>0:06 – 0:26 · Block 1.</w:t>
+      </w:r>
+      <w:r>
+        <w:rPr>
+          <w:rFonts w:ascii="Times New Roman" w:eastAsia="Times New Roman" w:hAnsi="Times New Roman" w:cs="Times New Roman"/>
+          <w:sz w:val="24"/>
+          <w:szCs w:val="24"/>
+        </w:rPr>
+        <w:t xml:space="preserve"> Slides (5) → groups run </w:t>
+      </w:r>
+      <w:r>
+        <w:rPr>
+          <w:rFonts w:ascii="Times New Roman" w:eastAsia="Times New Roman" w:hAnsi="Times New Roman" w:cs="Times New Roman"/>
+          <w:b/>
+          <w:bCs/>
+          <w:sz w:val="24"/>
+          <w:szCs w:val="24"/>
+        </w:rPr>
+        <w:t>terrain blockage</w:t>
+      </w:r>
+      <w:r>
+        <w:rPr>
+          <w:rFonts w:ascii="Times New Roman" w:eastAsia="Times New Roman" w:hAnsi="Times New Roman" w:cs="Times New Roman"/>
+          <w:sz w:val="24"/>
+          <w:szCs w:val="24"/>
+        </w:rPr>
+        <w:t xml:space="preserve"> + the </w:t>
+      </w:r>
+      <w:r>
+        <w:rPr>
+          <w:rFonts w:ascii="Times New Roman" w:eastAsia="Times New Roman" w:hAnsi="Times New Roman" w:cs="Times New Roman"/>
+          <w:b/>
+          <w:bCs/>
+          <w:sz w:val="24"/>
+          <w:szCs w:val="24"/>
+        </w:rPr>
+        <w:t>radial-spokes</w:t>
+      </w:r>
+      <w:r>
+        <w:rPr>
+          <w:rFonts w:ascii="Times New Roman" w:eastAsia="Times New Roman" w:hAnsi="Times New Roman" w:cs="Times New Roman"/>
+          <w:sz w:val="24"/>
+          <w:szCs w:val="24"/>
+        </w:rPr>
+        <w:t xml:space="preserve"> real-data case, Basic only (11) → one discussion question (4). </w:t>
+      </w:r>
+      <w:r>
+        <w:rPr>
+          <w:rFonts w:ascii="Times New Roman" w:eastAsia="Times New Roman" w:hAnsi="Times New Roman" w:cs="Times New Roman"/>
+          <w:i/>
+          <w:iCs/>
+          <w:sz w:val="24"/>
+          <w:szCs w:val="24"/>
+        </w:rPr>
+        <w:t>Beamwidth</w:t>
+      </w:r>
+      <w:r>
+        <w:rPr>
+          <w:rFonts w:ascii="Times New Roman" w:eastAsia="Times New Roman" w:hAnsi="Times New Roman" w:cs="Times New Roman"/>
+          <w:sz w:val="24"/>
+          <w:szCs w:val="24"/>
+        </w:rPr>
+        <w:t xml:space="preserve"> demoed from the front in 30 sec; height/refraction/anaprop take-home.</w:t>
+      </w:r>
+    </w:p>
+    <w:p>
+      <w:pPr>
+        <w:numPr>
+          <w:ilvl w:val="0"/>
+          <w:numId w:val="3"/>
+        </w:numPr>
+        <w:spacing w:before="100" w:beforeAutospacing="1" w:after="100" w:afterAutospacing="1" w:line="240" w:lineRule="auto"/>
+        <w:rPr>
+          <w:rFonts w:ascii="Times New Roman" w:eastAsia="Times New Roman" w:hAnsi="Times New Roman" w:cs="Times New Roman"/>
+          <w:sz w:val="24"/>
+          <w:szCs w:val="24"/>
+        </w:rPr>
+      </w:pPr>
+      <w:r>
+        <w:rPr>
+          <w:rFonts w:ascii="Times New Roman" w:eastAsia="Times New Roman" w:hAnsi="Times New Roman" w:cs="Times New Roman"/>
+          <w:b/>
+          <w:bCs/>
+          <w:sz w:val="24"/>
+          <w:szCs w:val="24"/>
+        </w:rPr>
+        <w:t>0:26 – 0:46 · Block 2.</w:t>
+      </w:r>
+      <w:r>
+        <w:rPr>
+          <w:rFonts w:ascii="Times New Roman" w:eastAsia="Times New Roman" w:hAnsi="Times New Roman" w:cs="Times New Roman"/>
+          <w:sz w:val="24"/>
+          <w:szCs w:val="24"/>
+        </w:rPr>
+        <w:t xml:space="preserve"> Slides (4) → groups run the </w:t>
+      </w:r>
+      <w:r>
+        <w:rPr>
+          <w:rFonts w:ascii="Times New Roman" w:eastAsia="Times New Roman" w:hAnsi="Times New Roman" w:cs="Times New Roman"/>
+          <w:b/>
+          <w:bCs/>
+          <w:sz w:val="24"/>
+          <w:szCs w:val="24"/>
+        </w:rPr>
+        <w:t>resolution-volume</w:t>
+      </w:r>
+      <w:r>
+        <w:rPr>
+          <w:rFonts w:ascii="Times New Roman" w:eastAsia="Times New Roman" w:hAnsi="Times New Roman" w:cs="Times New Roman"/>
+          <w:sz w:val="24"/>
+          <w:szCs w:val="24"/>
+        </w:rPr>
+        <w:t xml:space="preserve"> widget + the </w:t>
+      </w:r>
+      <w:r>
+        <w:rPr>
+          <w:rFonts w:ascii="Times New Roman" w:eastAsia="Times New Roman" w:hAnsi="Times New Roman" w:cs="Times New Roman"/>
+          <w:b/>
+          <w:bCs/>
+          <w:sz w:val="24"/>
+          <w:szCs w:val="24"/>
+        </w:rPr>
+        <w:t>near/far Moore</w:t>
+      </w:r>
+      <w:r>
+        <w:rPr>
+          <w:rFonts w:ascii="Times New Roman" w:eastAsia="Times New Roman" w:hAnsi="Times New Roman" w:cs="Times New Roman"/>
+          <w:sz w:val="24"/>
+          <w:szCs w:val="24"/>
+        </w:rPr>
+        <w:t xml:space="preserve"> case, Basic only (12) → one discussion question (4). </w:t>
+      </w:r>
+      <w:r>
+        <w:rPr>
+          <w:rFonts w:ascii="Times New Roman" w:eastAsia="Times New Roman" w:hAnsi="Times New Roman" w:cs="Times New Roman"/>
+          <w:i/>
+          <w:iCs/>
+          <w:sz w:val="24"/>
+          <w:szCs w:val="24"/>
+        </w:rPr>
+        <w:t>Pulse</w:t>
+      </w:r>
+      <w:r>
+        <w:rPr>
+          <w:rFonts w:ascii="Times New Roman" w:eastAsia="Times New Roman" w:hAnsi="Times New Roman" w:cs="Times New Roman"/>
+          <w:sz w:val="24"/>
+          <w:szCs w:val="24"/>
+        </w:rPr>
+        <w:t xml:space="preserve"> demoed from front; radar equation take-home.</w:t>
+      </w:r>
+    </w:p>
+    <w:p>
+      <w:pPr>
+        <w:numPr>
+          <w:ilvl w:val="0"/>
+          <w:numId w:val="3"/>
+        </w:numPr>
+        <w:spacing w:before="100" w:beforeAutospacing="1" w:after="100" w:afterAutospacing="1" w:line="240" w:lineRule="auto"/>
+        <w:rPr>
+          <w:rFonts w:ascii="Times New Roman" w:eastAsia="Times New Roman" w:hAnsi="Times New Roman" w:cs="Times New Roman"/>
+          <w:sz w:val="24"/>
+          <w:szCs w:val="24"/>
+        </w:rPr>
+      </w:pPr>
+      <w:r>
+        <w:rPr>
+          <w:rFonts w:ascii="Times New Roman" w:eastAsia="Times New Roman" w:hAnsi="Times New Roman" w:cs="Times New Roman"/>
+          <w:b/>
+          <w:bCs/>
+          <w:sz w:val="24"/>
+          <w:szCs w:val="24"/>
+        </w:rPr>
+        <w:t>0:46 – 1:06 · Block 3.</w:t>
+      </w:r>
+      <w:r>
+        <w:rPr>
+          <w:rFonts w:ascii="Times New Roman" w:eastAsia="Times New Roman" w:hAnsi="Times New Roman" w:cs="Times New Roman"/>
+          <w:sz w:val="24"/>
+          <w:szCs w:val="24"/>
+        </w:rPr>
+        <w:t xml:space="preserve"> Slides (4) → groups run </w:t>
+      </w:r>
+      <w:r>
+        <w:rPr>
+          <w:rFonts w:ascii="Times New Roman" w:eastAsia="Times New Roman" w:hAnsi="Times New Roman" w:cs="Times New Roman"/>
+          <w:b/>
+          <w:bCs/>
+          <w:sz w:val="24"/>
+          <w:szCs w:val="24"/>
+        </w:rPr>
+        <w:t>velocity aliasing</w:t>
+      </w:r>
+      <w:r>
+        <w:rPr>
+          <w:rFonts w:ascii="Times New Roman" w:eastAsia="Times New Roman" w:hAnsi="Times New Roman" w:cs="Times New Roman"/>
+          <w:sz w:val="24"/>
+          <w:szCs w:val="24"/>
+        </w:rPr>
+        <w:t xml:space="preserve"> + the </w:t>
+      </w:r>
+      <w:r>
+        <w:rPr>
+          <w:rFonts w:ascii="Times New Roman" w:eastAsia="Times New Roman" w:hAnsi="Times New Roman" w:cs="Times New Roman"/>
+          <w:b/>
+          <w:bCs/>
+          <w:sz w:val="24"/>
+          <w:szCs w:val="24"/>
+        </w:rPr>
+        <w:t>Isabel</w:t>
+      </w:r>
+      <w:r>
+        <w:rPr>
+          <w:rFonts w:ascii="Times New Roman" w:eastAsia="Times New Roman" w:hAnsi="Times New Roman" w:cs="Times New Roman"/>
+          <w:sz w:val="24"/>
+          <w:szCs w:val="24"/>
+        </w:rPr>
+        <w:t xml:space="preserve"> case, Basic only (12) → one discussion question (4). </w:t>
+      </w:r>
+      <w:r>
+        <w:rPr>
+          <w:rFonts w:ascii="Times New Roman" w:eastAsia="Times New Roman" w:hAnsi="Times New Roman" w:cs="Times New Roman"/>
+          <w:i/>
+          <w:iCs/>
+          <w:sz w:val="24"/>
+          <w:szCs w:val="24"/>
+        </w:rPr>
+        <w:t>Range folding</w:t>
+      </w:r>
+      <w:r>
+        <w:rPr>
+          <w:rFonts w:ascii="Times New Roman" w:eastAsia="Times New Roman" w:hAnsi="Times New Roman" w:cs="Times New Roman"/>
+          <w:sz w:val="24"/>
+          <w:szCs w:val="24"/>
+        </w:rPr>
+        <w:t xml:space="preserve"> and the </w:t>
+      </w:r>
+      <w:r>
+        <w:rPr>
+          <w:rFonts w:ascii="Times New Roman" w:eastAsia="Times New Roman" w:hAnsi="Times New Roman" w:cs="Times New Roman"/>
+          <w:i/>
+          <w:iCs/>
+          <w:sz w:val="24"/>
+          <w:szCs w:val="24"/>
+        </w:rPr>
+        <w:t>dilemma</w:t>
+      </w:r>
+      <w:r>
+        <w:rPr>
+          <w:rFonts w:ascii="Times New Roman" w:eastAsia="Times New Roman" w:hAnsi="Times New Roman" w:cs="Times New Roman"/>
+          <w:sz w:val="24"/>
+          <w:szCs w:val="24"/>
+        </w:rPr>
+        <w:t xml:space="preserve"> demoed/narrated from front.</w:t>
+      </w:r>
+    </w:p>
+    <w:p>
+      <w:pPr>
+        <w:numPr>
+          <w:ilvl w:val="0"/>
+          <w:numId w:val="3"/>
+        </w:numPr>
+        <w:spacing w:before="100" w:beforeAutospacing="1" w:after="100" w:afterAutospacing="1" w:line="240" w:lineRule="auto"/>
+        <w:rPr>
+          <w:rFonts w:ascii="Times New Roman" w:eastAsia="Times New Roman" w:hAnsi="Times New Roman" w:cs="Times New Roman"/>
+          <w:sz w:val="24"/>
+          <w:szCs w:val="24"/>
+        </w:rPr>
+      </w:pPr>
+      <w:r>
+        <w:rPr>
+          <w:rFonts w:ascii="Times New Roman" w:eastAsia="Times New Roman" w:hAnsi="Times New Roman" w:cs="Times New Roman"/>
+          <w:b/>
+          <w:bCs/>
+          <w:sz w:val="24"/>
+          <w:szCs w:val="24"/>
+        </w:rPr>
+        <w:t>1:06 – 1:28 · Block 4.</w:t>
+      </w:r>
+      <w:r>
+        <w:rPr>
+          <w:rFonts w:ascii="Times New Roman" w:eastAsia="Times New Roman" w:hAnsi="Times New Roman" w:cs="Times New Roman"/>
+          <w:sz w:val="24"/>
+          <w:szCs w:val="24"/>
+        </w:rPr>
+        <w:t xml:space="preserve"> Slides (5) → groups run </w:t>
+      </w:r>
+      <w:r>
+        <w:rPr>
+          <w:rFonts w:ascii="Times New Roman" w:eastAsia="Times New Roman" w:hAnsi="Times New Roman" w:cs="Times New Roman"/>
+          <w:b/>
+          <w:bCs/>
+          <w:sz w:val="24"/>
+          <w:szCs w:val="24"/>
+        </w:rPr>
+        <w:t>attenuation</w:t>
+      </w:r>
+      <w:r>
+        <w:rPr>
+          <w:rFonts w:ascii="Times New Roman" w:eastAsia="Times New Roman" w:hAnsi="Times New Roman" w:cs="Times New Roman"/>
+          <w:sz w:val="24"/>
+          <w:szCs w:val="24"/>
+        </w:rPr>
+        <w:t xml:space="preserve"> + the </w:t>
+      </w:r>
+      <w:r>
+        <w:rPr>
+          <w:rFonts w:ascii="Times New Roman" w:eastAsia="Times New Roman" w:hAnsi="Times New Roman" w:cs="Times New Roman"/>
+          <w:b/>
+          <w:bCs/>
+          <w:sz w:val="24"/>
+          <w:szCs w:val="24"/>
+        </w:rPr>
+        <w:t>S/C-pairs</w:t>
+      </w:r>
+      <w:r>
+        <w:rPr>
+          <w:rFonts w:ascii="Times New Roman" w:eastAsia="Times New Roman" w:hAnsi="Times New Roman" w:cs="Times New Roman"/>
+          <w:sz w:val="24"/>
+          <w:szCs w:val="24"/>
+        </w:rPr>
+        <w:t xml:space="preserve"> case, Basic only (13) → one discussion question (4). Scan strategies narrated from the slide; sensitivity-vs-attenuation take-home.</w:t>
+      </w:r>
+    </w:p>
+    <w:p>
+      <w:pPr>
+        <w:numPr>
+          <w:ilvl w:val="0"/>
+          <w:numId w:val="3"/>
+        </w:numPr>
+        <w:spacing w:before="100" w:beforeAutospacing="1" w:after="100" w:afterAutospacing="1" w:line="240" w:lineRule="auto"/>
+        <w:rPr>
+          <w:rFonts w:ascii="Times New Roman" w:eastAsia="Times New Roman" w:hAnsi="Times New Roman" w:cs="Times New Roman"/>
+          <w:sz w:val="24"/>
+          <w:szCs w:val="24"/>
+        </w:rPr>
+      </w:pPr>
+      <w:r>
+        <w:rPr>
+          <w:rFonts w:ascii="Times New Roman" w:eastAsia="Times New Roman" w:hAnsi="Times New Roman" w:cs="Times New Roman"/>
+          <w:b/>
+          <w:bCs/>
+          <w:sz w:val="24"/>
+          <w:szCs w:val="24"/>
+        </w:rPr>
+        <w:t>1:28 – 1:30</w:t>
+      </w:r>
+      <w:r>
+        <w:rPr>
+          <w:rFonts w:ascii="Times New Roman" w:eastAsia="Times New Roman" w:hAnsi="Times New Roman" w:cs="Times New Roman"/>
+          <w:sz w:val="24"/>
+          <w:szCs w:val="24"/>
+        </w:rPr>
+        <w:t xml:space="preserve"> Close: the through-line in one line ("every radar choice buys something and costs something"), and the take-home: the un-run widgets, every </w:t>
+      </w:r>
+      <w:r>
+        <w:rPr>
+          <w:rFonts w:ascii="Times New Roman" w:eastAsia="Times New Roman" w:hAnsi="Times New Roman" w:cs="Times New Roman"/>
+          <w:i/>
+          <w:iCs/>
+          <w:sz w:val="24"/>
+          <w:szCs w:val="24"/>
+        </w:rPr>
+        <w:t>Going deeper</w:t>
+      </w:r>
+      <w:r>
+        <w:rPr>
+          <w:rFonts w:ascii="Times New Roman" w:eastAsia="Times New Roman" w:hAnsi="Times New Roman" w:cs="Times New Roman"/>
+          <w:sz w:val="24"/>
+          <w:szCs w:val="24"/>
+        </w:rPr>
+        <w:t xml:space="preserve"> tier, and Block 5 in full, all self-contained in the notebooks with the answer-key reference.</w:t>
+      </w:r>
+    </w:p>
+    <w:p>
+      <w:pPr>
+        <w:spacing w:before="100" w:beforeAutospacing="1" w:after="100" w:afterAutospacing="1" w:line="240" w:lineRule="auto"/>
+        <w:rPr>
+          <w:rFonts w:ascii="Times New Roman" w:eastAsia="Times New Roman" w:hAnsi="Times New Roman" w:cs="Times New Roman"/>
+          <w:sz w:val="24"/>
+          <w:szCs w:val="24"/>
+        </w:rPr>
+      </w:pPr>
+      <w:r>
+        <w:rPr>
+          <w:rFonts w:ascii="Times New Roman" w:eastAsia="Times New Roman" w:hAnsi="Times New Roman" w:cs="Times New Roman"/>
+          <w:b/>
+          <w:bCs/>
+          <w:sz w:val="24"/>
+          <w:szCs w:val="24"/>
+        </w:rPr>
+        <w:t>What this gets you, and what it costs.</w:t>
+      </w:r>
+      <w:r>
+        <w:rPr>
+          <w:rFonts w:ascii="Times New Roman" w:eastAsia="Times New Roman" w:hAnsi="Times New Roman" w:cs="Times New Roman"/>
+          <w:sz w:val="24"/>
+          <w:szCs w:val="24"/>
+        </w:rPr>
+        <w:t xml:space="preserve"> Each block still lands its core idea the way that matters most — one widget where a slider makes the physics move, then a real image where that physics shows up — and one discussion that turns the small-group work outward. That's the irreducible core, and it survives intact.</w:t>
+      </w:r>
+    </w:p>
+    <w:p>
+      <w:pPr>
+        <w:spacing w:before="100" w:beforeAutospacing="1" w:after="100" w:afterAutospacing="1" w:line="240" w:lineRule="auto"/>
+        <w:rPr>
+          <w:rFonts w:ascii="Times New Roman" w:eastAsia="Times New Roman" w:hAnsi="Times New Roman" w:cs="Times New Roman"/>
+          <w:sz w:val="24"/>
+          <w:szCs w:val="24"/>
+        </w:rPr>
+      </w:pPr>
+      <w:r>
+        <w:rPr>
+          <w:rFonts w:ascii="Times New Roman" w:eastAsia="Times New Roman" w:hAnsi="Times New Roman" w:cs="Times New Roman"/>
+          <w:sz w:val="24"/>
+          <w:szCs w:val="24"/>
+        </w:rPr>
         <w:lastRenderedPageBreak/>
-        <w:t>If a session runs long,</w:t>
-      </w:r>
-      <w:r>
-        <w:rPr>
-          <w:rFonts w:ascii="Times New Roman" w:eastAsia="Times New Roman" w:hAnsi="Times New Roman" w:cs="Times New Roman"/>
-          <w:sz w:val="24"/>
-          <w:szCs w:val="24"/>
-        </w:rPr>
-        <w:t xml:space="preserve"> the discussion is the shock absorber — cut it to one question, never the real-data case, which is the highest-value live minute in each block. And if you find a room that's deeply engaged, the honest move is to let Block 5 breathe and push Block 4's detectability widget fully to take-home rather than speed through the dual-pol payoff.</w:t>
+        <w:t xml:space="preserve">What you're giving up is real: </w:t>
+      </w:r>
+      <w:r>
+        <w:rPr>
+          <w:rFonts w:ascii="Times New Roman" w:eastAsia="Times New Roman" w:hAnsi="Times New Roman" w:cs="Times New Roman"/>
+          <w:b/>
+          <w:bCs/>
+          <w:sz w:val="24"/>
+          <w:szCs w:val="24"/>
+        </w:rPr>
+        <w:t xml:space="preserve">three of four blocks lose their secondary widgets, every block loses its </w:t>
+      </w:r>
+      <w:r>
+        <w:rPr>
+          <w:rFonts w:ascii="Times New Roman" w:eastAsia="Times New Roman" w:hAnsi="Times New Roman" w:cs="Times New Roman"/>
+          <w:b/>
+          <w:bCs/>
+          <w:i/>
+          <w:iCs/>
+          <w:sz w:val="24"/>
+          <w:szCs w:val="24"/>
+        </w:rPr>
+        <w:t>Going deeper</w:t>
+      </w:r>
+      <w:r>
+        <w:rPr>
+          <w:rFonts w:ascii="Times New Roman" w:eastAsia="Times New Roman" w:hAnsi="Times New Roman" w:cs="Times New Roman"/>
+          <w:b/>
+          <w:bCs/>
+          <w:sz w:val="24"/>
+          <w:szCs w:val="24"/>
+        </w:rPr>
+        <w:t xml:space="preserve"> depth, and Block 5 doesn't happen live at all.</w:t>
+      </w:r>
+      <w:r>
+        <w:rPr>
+          <w:rFonts w:ascii="Times New Roman" w:eastAsia="Times New Roman" w:hAnsi="Times New Roman" w:cs="Times New Roman"/>
+          <w:sz w:val="24"/>
+          <w:szCs w:val="24"/>
+        </w:rPr>
+        <w:t xml:space="preserve"> The </w:t>
+      </w:r>
+      <w:r>
+        <w:rPr>
+          <w:rFonts w:ascii="Times New Roman" w:eastAsia="Times New Roman" w:hAnsi="Times New Roman" w:cs="Times New Roman"/>
+          <w:i/>
+          <w:iCs/>
+          <w:sz w:val="24"/>
+          <w:szCs w:val="24"/>
+        </w:rPr>
+        <w:t>Basic</w:t>
+      </w:r>
+      <w:r>
+        <w:rPr>
+          <w:rFonts w:ascii="Times New Roman" w:eastAsia="Times New Roman" w:hAnsi="Times New Roman" w:cs="Times New Roman"/>
+          <w:sz w:val="24"/>
+          <w:szCs w:val="24"/>
+        </w:rPr>
+        <w:t xml:space="preserve">-only restriction is what buys the fourth block — without it you'd comfortably fit three. So the plan is sound, but it's a tour, not a workshop: people leave knowing what each limit </w:t>
+      </w:r>
+      <w:r>
+        <w:rPr>
+          <w:rFonts w:ascii="Times New Roman" w:eastAsia="Times New Roman" w:hAnsi="Times New Roman" w:cs="Times New Roman"/>
+          <w:i/>
+          <w:iCs/>
+          <w:sz w:val="24"/>
+          <w:szCs w:val="24"/>
+        </w:rPr>
+        <w:t>is</w:t>
+      </w:r>
+      <w:r>
+        <w:rPr>
+          <w:rFonts w:ascii="Times New Roman" w:eastAsia="Times New Roman" w:hAnsi="Times New Roman" w:cs="Times New Roman"/>
+          <w:sz w:val="24"/>
+          <w:szCs w:val="24"/>
+        </w:rPr>
+        <w:t xml:space="preserve"> and having seen it once, not having wrestled with it.</w:t>
       </w:r>
     </w:p>
     <w:p>
@@ -541,11 +1150,67 @@
       <w:r>
         <w:rPr>
           <w:rFonts w:ascii="Times New Roman" w:eastAsia="Times New Roman" w:hAnsi="Times New Roman" w:cs="Times New Roman"/>
-          <w:sz w:val="24"/>
-          <w:szCs w:val="24"/>
-        </w:rPr>
-        <w:t>One caveat worth saying plainly: this pace suits a motivated, mixed audience doing guided exploration, not a group that needs every concept consolidated before moving on. If the room skews novice, you'll get further doing Blocks 1–2 thoroughly in Session 1 and 3–4 in Session 2, leaving Block 5 entirely as a take-home with a short live demo — fewer ideas, but each one landed.</w:t>
-      </w:r>
+          <w:b/>
+          <w:bCs/>
+          <w:sz w:val="24"/>
+          <w:szCs w:val="24"/>
+        </w:rPr>
+        <w:t>One caveat I'd be doing you a disservice to skip:</w:t>
+      </w:r>
+      <w:r>
+        <w:rPr>
+          <w:rFonts w:ascii="Times New Roman" w:eastAsia="Times New Roman" w:hAnsi="Times New Roman" w:cs="Times New Roman"/>
+          <w:sz w:val="24"/>
+          <w:szCs w:val="24"/>
+        </w:rPr>
+        <w:t xml:space="preserve"> if your audience skews novice, four blocks in 90 minutes will feel like a firehose, and the discussions — the part most likely to make it stick — get squeezed to almost nothing. For that room I'd genuinely rather you do </w:t>
+      </w:r>
+      <w:r>
+        <w:rPr>
+          <w:rFonts w:ascii="Times New Roman" w:eastAsia="Times New Roman" w:hAnsi="Times New Roman" w:cs="Times New Roman"/>
+          <w:b/>
+          <w:bCs/>
+          <w:sz w:val="24"/>
+          <w:szCs w:val="24"/>
+        </w:rPr>
+        <w:t>Blocks 1–2 properly</w:t>
+      </w:r>
+      <w:r>
+        <w:rPr>
+          <w:rFonts w:ascii="Times New Roman" w:eastAsia="Times New Roman" w:hAnsi="Times New Roman" w:cs="Times New Roman"/>
+          <w:sz w:val="24"/>
+          <w:szCs w:val="24"/>
+        </w:rPr>
+        <w:t xml:space="preserve"> (anchor widget + real data + a real discussion, maybe even an </w:t>
+      </w:r>
+      <w:r>
+        <w:rPr>
+          <w:rFonts w:ascii="Times New Roman" w:eastAsia="Times New Roman" w:hAnsi="Times New Roman" w:cs="Times New Roman"/>
+          <w:i/>
+          <w:iCs/>
+          <w:sz w:val="24"/>
+          <w:szCs w:val="24"/>
+        </w:rPr>
+        <w:t>A-little-further</w:t>
+      </w:r>
+      <w:r>
+        <w:rPr>
+          <w:rFonts w:ascii="Times New Roman" w:eastAsia="Times New Roman" w:hAnsi="Times New Roman" w:cs="Times New Roman"/>
+          <w:sz w:val="24"/>
+          <w:szCs w:val="24"/>
+        </w:rPr>
+        <w:t xml:space="preserve"> question) and leave 3–5 as take-home. Three well-landed ideas beat four glimpsed ones. But if the room is mixed-to-experienced and you want the panoramic sweep, the 4-block plan above is the right way to spend the 90 minutes.</w:t>
+      </w:r>
+    </w:p>
+    <w:p>
+      <w:pPr>
+        <w:spacing w:after="0" w:line="240" w:lineRule="auto"/>
+        <w:rPr>
+          <w:rFonts w:ascii="Times New Roman" w:eastAsia="Times New Roman" w:hAnsi="Times New Roman" w:cs="Times New Roman"/>
+          <w:sz w:val="24"/>
+          <w:szCs w:val="24"/>
+        </w:rPr>
+      </w:pPr>
     </w:p>
     <w:p/>
     <w:sectPr>
@@ -710,6 +1375,155 @@
     </w:lvl>
   </w:abstractNum>
   <w:abstractNum w:abstractNumId="1" w15:restartNumberingAfterBreak="0">
+    <w:nsid w:val="1E000F8F"/>
+    <w:multiLevelType w:val="multilevel"/>
+    <w:tmpl w:val="22DEEBE8"/>
+    <w:lvl w:ilvl="0">
+      <w:start w:val="1"/>
+      <w:numFmt w:val="bullet"/>
+      <w:lvlText w:val=""/>
+      <w:lvlJc w:val="left"/>
+      <w:pPr>
+        <w:tabs>
+          <w:tab w:val="num" w:pos="720"/>
+        </w:tabs>
+        <w:ind w:left="720" w:hanging="360"/>
+      </w:pPr>
+      <w:rPr>
+        <w:rFonts w:ascii="Symbol" w:hAnsi="Symbol" w:hint="default"/>
+        <w:sz w:val="20"/>
+      </w:rPr>
+    </w:lvl>
+    <w:lvl w:ilvl="1" w:tentative="1">
+      <w:start w:val="1"/>
+      <w:numFmt w:val="bullet"/>
+      <w:lvlText w:val="o"/>
+      <w:lvlJc w:val="left"/>
+      <w:pPr>
+        <w:tabs>
+          <w:tab w:val="num" w:pos="1440"/>
+        </w:tabs>
+        <w:ind w:left="1440" w:hanging="360"/>
+      </w:pPr>
+      <w:rPr>
+        <w:rFonts w:ascii="Courier New" w:hAnsi="Courier New" w:hint="default"/>
+        <w:sz w:val="20"/>
+      </w:rPr>
+    </w:lvl>
+    <w:lvl w:ilvl="2" w:tentative="1">
+      <w:start w:val="1"/>
+      <w:numFmt w:val="bullet"/>
+      <w:lvlText w:val=""/>
+      <w:lvlJc w:val="left"/>
+      <w:pPr>
+        <w:tabs>
+          <w:tab w:val="num" w:pos="2160"/>
+        </w:tabs>
+        <w:ind w:left="2160" w:hanging="360"/>
+      </w:pPr>
+      <w:rPr>
+        <w:rFonts w:ascii="Wingdings" w:hAnsi="Wingdings" w:hint="default"/>
+        <w:sz w:val="20"/>
+      </w:rPr>
+    </w:lvl>
+    <w:lvl w:ilvl="3" w:tentative="1">
+      <w:start w:val="1"/>
+      <w:numFmt w:val="bullet"/>
+      <w:lvlText w:val=""/>
+      <w:lvlJc w:val="left"/>
+      <w:pPr>
+        <w:tabs>
+          <w:tab w:val="num" w:pos="2880"/>
+        </w:tabs>
+        <w:ind w:left="2880" w:hanging="360"/>
+      </w:pPr>
+      <w:rPr>
+        <w:rFonts w:ascii="Wingdings" w:hAnsi="Wingdings" w:hint="default"/>
+        <w:sz w:val="20"/>
+      </w:rPr>
+    </w:lvl>
+    <w:lvl w:ilvl="4" w:tentative="1">
+      <w:start w:val="1"/>
+      <w:numFmt w:val="bullet"/>
+      <w:lvlText w:val=""/>
+      <w:lvlJc w:val="left"/>
+      <w:pPr>
+        <w:tabs>
+          <w:tab w:val="num" w:pos="3600"/>
+        </w:tabs>
+        <w:ind w:left="3600" w:hanging="360"/>
+      </w:pPr>
+      <w:rPr>
+        <w:rFonts w:ascii="Wingdings" w:hAnsi="Wingdings" w:hint="default"/>
+        <w:sz w:val="20"/>
+      </w:rPr>
+    </w:lvl>
+    <w:lvl w:ilvl="5" w:tentative="1">
+      <w:start w:val="1"/>
+      <w:numFmt w:val="bullet"/>
+      <w:lvlText w:val=""/>
+      <w:lvlJc w:val="left"/>
+      <w:pPr>
+        <w:tabs>
+          <w:tab w:val="num" w:pos="4320"/>
+        </w:tabs>
+        <w:ind w:left="4320" w:hanging="360"/>
+      </w:pPr>
+      <w:rPr>
+        <w:rFonts w:ascii="Wingdings" w:hAnsi="Wingdings" w:hint="default"/>
+        <w:sz w:val="20"/>
+      </w:rPr>
+    </w:lvl>
+    <w:lvl w:ilvl="6" w:tentative="1">
+      <w:start w:val="1"/>
+      <w:numFmt w:val="bullet"/>
+      <w:lvlText w:val=""/>
+      <w:lvlJc w:val="left"/>
+      <w:pPr>
+        <w:tabs>
+          <w:tab w:val="num" w:pos="5040"/>
+        </w:tabs>
+        <w:ind w:left="5040" w:hanging="360"/>
+      </w:pPr>
+      <w:rPr>
+        <w:rFonts w:ascii="Wingdings" w:hAnsi="Wingdings" w:hint="default"/>
+        <w:sz w:val="20"/>
+      </w:rPr>
+    </w:lvl>
+    <w:lvl w:ilvl="7" w:tentative="1">
+      <w:start w:val="1"/>
+      <w:numFmt w:val="bullet"/>
+      <w:lvlText w:val=""/>
+      <w:lvlJc w:val="left"/>
+      <w:pPr>
+        <w:tabs>
+          <w:tab w:val="num" w:pos="5760"/>
+        </w:tabs>
+        <w:ind w:left="5760" w:hanging="360"/>
+      </w:pPr>
+      <w:rPr>
+        <w:rFonts w:ascii="Wingdings" w:hAnsi="Wingdings" w:hint="default"/>
+        <w:sz w:val="20"/>
+      </w:rPr>
+    </w:lvl>
+    <w:lvl w:ilvl="8" w:tentative="1">
+      <w:start w:val="1"/>
+      <w:numFmt w:val="bullet"/>
+      <w:lvlText w:val=""/>
+      <w:lvlJc w:val="left"/>
+      <w:pPr>
+        <w:tabs>
+          <w:tab w:val="num" w:pos="6480"/>
+        </w:tabs>
+        <w:ind w:left="6480" w:hanging="360"/>
+      </w:pPr>
+      <w:rPr>
+        <w:rFonts w:ascii="Wingdings" w:hAnsi="Wingdings" w:hint="default"/>
+        <w:sz w:val="20"/>
+      </w:rPr>
+    </w:lvl>
+  </w:abstractNum>
+  <w:abstractNum w:abstractNumId="2" w15:restartNumberingAfterBreak="0">
     <w:nsid w:val="29E73D13"/>
     <w:multiLevelType w:val="multilevel"/>
     <w:tmpl w:val="91421768"/>
@@ -862,6 +1676,9 @@
     <w:abstractNumId w:val="0"/>
   </w:num>
   <w:num w:numId="2">
+    <w:abstractNumId w:val="2"/>
+  </w:num>
+  <w:num w:numId="3">
     <w:abstractNumId w:val="1"/>
   </w:num>
 </w:numbering>
@@ -1373,6 +2190,40 @@
       <w:szCs w:val="32"/>
     </w:rPr>
   </w:style>
+  <w:style w:type="paragraph" w:styleId="Title">
+    <w:name w:val="Title"/>
+    <w:basedOn w:val="Normal"/>
+    <w:next w:val="Normal"/>
+    <w:link w:val="TitleChar"/>
+    <w:uiPriority w:val="10"/>
+    <w:qFormat/>
+    <w:rsid w:val="00B20569"/>
+    <w:pPr>
+      <w:spacing w:after="0" w:line="240" w:lineRule="auto"/>
+      <w:contextualSpacing/>
+    </w:pPr>
+    <w:rPr>
+      <w:rFonts w:asciiTheme="majorHAnsi" w:eastAsiaTheme="majorEastAsia" w:hAnsiTheme="majorHAnsi" w:cstheme="majorBidi"/>
+      <w:spacing w:val="-10"/>
+      <w:kern w:val="28"/>
+      <w:sz w:val="56"/>
+      <w:szCs w:val="56"/>
+    </w:rPr>
+  </w:style>
+  <w:style w:type="character" w:customStyle="1" w:styleId="TitleChar">
+    <w:name w:val="Title Char"/>
+    <w:basedOn w:val="DefaultParagraphFont"/>
+    <w:link w:val="Title"/>
+    <w:uiPriority w:val="10"/>
+    <w:rsid w:val="00B20569"/>
+    <w:rPr>
+      <w:rFonts w:asciiTheme="majorHAnsi" w:eastAsiaTheme="majorEastAsia" w:hAnsiTheme="majorHAnsi" w:cstheme="majorBidi"/>
+      <w:spacing w:val="-10"/>
+      <w:kern w:val="28"/>
+      <w:sz w:val="56"/>
+      <w:szCs w:val="56"/>
+    </w:rPr>
+  </w:style>
 </w:styles>
 </file>
 
